--- a/docs/Informe-con-pies-de-figura.docx
+++ b/docs/Informe-con-pies-de-figura.docx
@@ -2262,16 +2262,17 @@
     </w:p>
     <w:p>
       <w:pPr>
-        <w:jc w:val="center"/>
+        <w:jc w:val="both"/>
         <w:spacing w:after="240" w:line="240" w:lineRule="auto"/>
       </w:pPr>
       <w:r>
         <w:rPr>
-          <w:i/>
+          <w:b/>
+          <w:bCs/>
           <w:sz w:val="20"/>
           <w:szCs w:val="20"/>
         </w:rPr>
-        <w:t xml:space="preserve">Figura 2. Cuenta de alojamiento creada, con el subdominio asignado.</w:t>
+        <w:t xml:space="preserve">Figura 2. Cuenta creada en InfinityFree con el subdominio asignado. El panel entrega el identificador que después aparece como prefijo en la base y el usuario.</w:t>
       </w:r>
     </w:p>
     <w:p>
@@ -2400,16 +2401,17 @@
     </w:p>
     <w:p>
       <w:pPr>
-        <w:jc w:val="center"/>
+        <w:jc w:val="both"/>
         <w:spacing w:after="240" w:line="240" w:lineRule="auto"/>
       </w:pPr>
       <w:r>
         <w:rPr>
-          <w:i/>
+          <w:b/>
+          <w:bCs/>
           <w:sz w:val="20"/>
           <w:szCs w:val="20"/>
         </w:rPr>
-        <w:t xml:space="preserve">Figura 3. Archivos del proyecto cargados en la carpeta htdocs.</w:t>
+        <w:t xml:space="preserve">Figura 3. Proyecto ya cargado dentro de htdocs, la carpeta pública del servidor. Se subió comprimido en ZIP y se extrajo ahí mismo.</w:t>
       </w:r>
     </w:p>
     <w:p>
@@ -2526,16 +2528,17 @@
     </w:p>
     <w:p>
       <w:pPr>
-        <w:jc w:val="center"/>
+        <w:jc w:val="both"/>
         <w:spacing w:after="240" w:line="240" w:lineRule="auto"/>
       </w:pPr>
       <w:r>
         <w:rPr>
-          <w:i/>
+          <w:b/>
+          <w:bCs/>
           <w:sz w:val="20"/>
           <w:szCs w:val="20"/>
         </w:rPr>
-        <w:t xml:space="preserve">Figura 4. Base de datos creada y datos de conexión que entrega el panel.</w:t>
+        <w:t xml:space="preserve">Figura 4. Base de datos creada desde el panel. Muestra los cuatro datos de conexión, incluido el servidor MySQL, que es una máquina distinta del sitio.</w:t>
       </w:r>
     </w:p>
     <w:p>
@@ -2628,16 +2631,17 @@
     </w:p>
     <w:p>
       <w:pPr>
-        <w:jc w:val="center"/>
+        <w:jc w:val="both"/>
         <w:spacing w:after="240" w:line="240" w:lineRule="auto"/>
       </w:pPr>
       <w:r>
         <w:rPr>
-          <w:i/>
+          <w:b/>
+          <w:bCs/>
           <w:sz w:val="20"/>
           <w:szCs w:val="20"/>
         </w:rPr>
-        <w:t xml:space="preserve">Figura 5. Importación de la base desde phpMyAdmin.</w:t>
+        <w:t xml:space="preserve">Figura 5. Importación en phpMyAdmin. Primero el archivo de estructura y después el de contenido, porque el segundo inserta en tablas que crea el primero.</w:t>
       </w:r>
     </w:p>
     <w:p>
@@ -2804,16 +2808,17 @@
     </w:p>
     <w:p>
       <w:pPr>
-        <w:jc w:val="center"/>
+        <w:jc w:val="both"/>
         <w:spacing w:after="240" w:line="240" w:lineRule="auto"/>
       </w:pPr>
       <w:r>
         <w:rPr>
-          <w:i/>
+          <w:b/>
+          <w:bCs/>
           <w:sz w:val="20"/>
           <w:szCs w:val="20"/>
         </w:rPr>
-        <w:t xml:space="preserve">Figura 6. Archivo de configuración creado en el servidor.</w:t>
+        <w:t xml:space="preserve">Figura 6. Archivo de configuración creado en el servidor con los datos del panel. Queda fuera del repositorio para no exponer la contraseña.</w:t>
       </w:r>
     </w:p>
     <w:p>
@@ -2923,16 +2928,17 @@
     </w:p>
     <w:p>
       <w:pPr>
-        <w:jc w:val="center"/>
+        <w:jc w:val="both"/>
         <w:spacing w:after="240" w:line="240" w:lineRule="auto"/>
       </w:pPr>
       <w:r>
         <w:rPr>
-          <w:i/>
+          <w:b/>
+          <w:bCs/>
           <w:sz w:val="20"/>
           <w:szCs w:val="20"/>
         </w:rPr>
-        <w:t xml:space="preserve">Figura 7. Sitio publicado y funcionando en su dirección pública.</w:t>
+        <w:t xml:space="preserve">Figura 7. Sitio ya publicado en su dirección pública, cargando los reportajes desde la base de datos del hosting.</w:t>
       </w:r>
     </w:p>
     <w:p>
@@ -3021,16 +3027,17 @@
     </w:p>
     <w:p>
       <w:pPr>
-        <w:jc w:val="center"/>
+        <w:jc w:val="both"/>
         <w:spacing w:after="240" w:line="240" w:lineRule="auto"/>
       </w:pPr>
       <w:r>
         <w:rPr>
-          <w:i/>
+          <w:b/>
+          <w:bCs/>
           <w:sz w:val="20"/>
           <w:szCs w:val="20"/>
         </w:rPr>
-        <w:t xml:space="preserve">Figura 8. Migración de la estructura aplicada desde phpMyAdmin.</w:t>
+        <w:t xml:space="preserve">Figura 8. Migración aplicada desde phpMyAdmin. Los cambios de estructura no viajan por Git, así que se ejecutan una vez en el servidor.</w:t>
       </w:r>
     </w:p>
     <w:p>
@@ -3124,16 +3131,17 @@
     </w:p>
     <w:p>
       <w:pPr>
-        <w:jc w:val="center"/>
+        <w:jc w:val="both"/>
         <w:spacing w:after="240" w:line="240" w:lineRule="auto"/>
       </w:pPr>
       <w:r>
         <w:rPr>
-          <w:i/>
+          <w:b/>
+          <w:bCs/>
           <w:sz w:val="20"/>
           <w:szCs w:val="20"/>
         </w:rPr>
-        <w:t xml:space="preserve">Figura 9. Repositorio antes de cargar los secretos.</w:t>
+        <w:t xml:space="preserve">Figura 9. Repositorio antes de configurar el despliegue: todavía sin secretos cargados.</w:t>
       </w:r>
     </w:p>
     <w:p>
@@ -3191,16 +3199,17 @@
     </w:p>
     <w:p>
       <w:pPr>
-        <w:jc w:val="center"/>
+        <w:jc w:val="both"/>
         <w:spacing w:after="240" w:line="240" w:lineRule="auto"/>
       </w:pPr>
       <w:r>
         <w:rPr>
-          <w:i/>
+          <w:b/>
+          <w:bCs/>
           <w:sz w:val="20"/>
           <w:szCs w:val="20"/>
         </w:rPr>
-        <w:t xml:space="preserve">Figura 10. Alta del secreto con el servidor de FTP.</w:t>
+        <w:t xml:space="preserve">Figura 10. Alta del primer secreto con la dirección del servidor FTP. GitHub los guarda cifrados y no los muestra en los registros.</w:t>
       </w:r>
     </w:p>
     <w:p>
@@ -3258,16 +3267,17 @@
     </w:p>
     <w:p>
       <w:pPr>
-        <w:jc w:val="center"/>
+        <w:jc w:val="both"/>
         <w:spacing w:after="240" w:line="240" w:lineRule="auto"/>
       </w:pPr>
       <w:r>
         <w:rPr>
-          <w:i/>
+          <w:b/>
+          <w:bCs/>
           <w:sz w:val="20"/>
           <w:szCs w:val="20"/>
         </w:rPr>
-        <w:t xml:space="preserve">Figura 11. Alta del secreto con la contraseña de FTP.</w:t>
+        <w:t xml:space="preserve">Figura 11. Alta del secreto con la contraseña de FTP, difuminada en la captura. Con los tres secretos, el despliegue queda habilitado.</w:t>
       </w:r>
     </w:p>
     <w:p>
@@ -3340,16 +3350,17 @@
     </w:p>
     <w:p>
       <w:pPr>
-        <w:jc w:val="center"/>
+        <w:jc w:val="both"/>
         <w:spacing w:after="240" w:line="240" w:lineRule="auto"/>
       </w:pPr>
       <w:r>
         <w:rPr>
-          <w:i/>
+          <w:b/>
+          <w:bCs/>
           <w:sz w:val="20"/>
           <w:szCs w:val="20"/>
         </w:rPr>
-        <w:t xml:space="preserve">Figura 12. Despliegue completado desde GitHub Actions.</w:t>
+        <w:t xml:space="preserve">Figura 12. Despliegue completado en GitHub Actions. Los dos intentos anteriores fallaron por falta de secretos; este terminó en un minuto.</w:t>
       </w:r>
     </w:p>
     <w:p>
@@ -3422,16 +3433,17 @@
     </w:p>
     <w:p>
       <w:pPr>
-        <w:jc w:val="center"/>
+        <w:jc w:val="both"/>
         <w:spacing w:after="240" w:line="240" w:lineRule="auto"/>
       </w:pPr>
       <w:r>
         <w:rPr>
-          <w:i/>
+          <w:b/>
+          <w:bCs/>
           <w:sz w:val="20"/>
           <w:szCs w:val="20"/>
         </w:rPr>
-        <w:t xml:space="preserve">Figura 13. Dominio activo en el panel del hosting.</w:t>
+        <w:t xml:space="preserve">Figura 13. Dominio activo en el panel del hosting, ya asociado a la cuenta y sirviendo el sitio.</w:t>
       </w:r>
     </w:p>
     <w:p>
@@ -3489,16 +3501,17 @@
     </w:p>
     <w:p>
       <w:pPr>
-        <w:jc w:val="center"/>
+        <w:jc w:val="both"/>
         <w:spacing w:after="240" w:line="240" w:lineRule="auto"/>
       </w:pPr>
       <w:r>
         <w:rPr>
-          <w:i/>
+          <w:b/>
+          <w:bCs/>
           <w:sz w:val="20"/>
           <w:szCs w:val="20"/>
         </w:rPr>
-        <w:t xml:space="preserve">Figura 14. Pantalla de recuperación anterior, que dependía del correo.</w:t>
+        <w:t xml:space="preserve">Figura 14. Versión anterior de la recuperación de contraseña. Dependía del correo, que los alojamientos gratuitos no permiten enviar.</w:t>
       </w:r>
     </w:p>
     <w:p>
@@ -3556,16 +3569,17 @@
     </w:p>
     <w:p>
       <w:pPr>
-        <w:jc w:val="center"/>
+        <w:jc w:val="both"/>
         <w:spacing w:after="240" w:line="240" w:lineRule="auto"/>
       </w:pPr>
       <w:r>
         <w:rPr>
-          <w:i/>
+          <w:b/>
+          <w:bCs/>
           <w:sz w:val="20"/>
           <w:szCs w:val="20"/>
         </w:rPr>
-        <w:t xml:space="preserve">Figura 15. Pantalla de recuperación con código, ya publicada.</w:t>
+        <w:t xml:space="preserve">Figura 15. Versión nueva, con código de recuperación que no necesita correo. Llegó al servidor con un solo push.</w:t>
       </w:r>
     </w:p>
     <w:p>
